--- a/МатМодиИИ/ФОС/ОС_Б2.В.02(Пд)_Производственная_практика_преддипломная.docx
+++ b/МатМодиИИ/ФОС/ОС_Б2.В.02(Пд)_Производственная_практика_преддипломная.docx
@@ -898,10 +898,6 @@
     <w:p>
       <w:pPr>
         <w:pStyle w:val="a5"/>
-        <w:numPr>
-          <w:ilvl w:val="0"/>
-          <w:numId w:val="3"/>
-        </w:numPr>
         <w:suppressAutoHyphens/>
         <w:autoSpaceDN/>
         <w:jc w:val="center"/>
@@ -911,6 +907,10 @@
           <w:szCs w:val="24"/>
           <w:lang w:val="ru-RU" w:eastAsia="zh-CN"/>
         </w:rPr>
+        <w:keepNext/>
+        <w:numPr>
+          <w:numId w:val="0"/>
+        </w:numPr>
       </w:pPr>
       <w:r>
         <w:rPr>
@@ -919,25 +919,7 @@
           <w:szCs w:val="24"/>
           <w:lang w:val="ru-RU" w:eastAsia="zh-CN"/>
         </w:rPr>
-        <w:t>ПАСПОРТ ОЦЕНОЧНЫХ СРЕДСТВ ДЛЯ ПРОВЕДЕНИЯ ТЕКУЩЕГО КОНТРОЛЯ И ПРОМЕЖУТОЧНОЙ АТТЕСТАЦИИ ПО</w:t>
-      </w:r>
-      <w:r>
-        <w:rPr>
-          <w:kern w:val="2"/>
-          <w:sz w:val="24"/>
-          <w:szCs w:val="24"/>
-          <w:lang w:eastAsia="zh-CN"/>
-        </w:rPr>
-        <w:t> </w:t>
-      </w:r>
-      <w:r>
-        <w:rPr>
-          <w:kern w:val="2"/>
-          <w:sz w:val="24"/>
-          <w:szCs w:val="24"/>
-          <w:lang w:val="ru-RU" w:eastAsia="zh-CN"/>
-        </w:rPr>
-        <w:t>ПРАКТИКЕ</w:t>
+        <w:t>1. ПАСПОРТ ОЦЕНОЧНЫХ СРЕДСТВ ДЛЯ ПРОВЕДЕНИЯ ТЕКУЩЕГО КОНТРОЛЯ И ПРОМЕЖУТОЧНОЙ АТТЕСТАЦИИ ПО ПРАКТИКЕ</w:t>
       </w:r>
     </w:p>
     <w:p>
@@ -1375,95 +1357,13 @@
                 <w:szCs w:val="18"/>
                 <w:lang w:eastAsia="zh-CN"/>
               </w:rPr>
-              <w:t>Подготовительный этап:</w:t>
-            </w:r>
-          </w:p>
-          <w:p>
-            <w:pPr>
-              <w:spacing w:line="240" w:lineRule="auto"/>
-              <w:ind w:firstLine="0"/>
-              <w:rPr>
-                <w:bCs/>
-                <w:kern w:val="2"/>
-                <w:sz w:val="18"/>
-                <w:szCs w:val="18"/>
-                <w:lang w:eastAsia="zh-CN"/>
-              </w:rPr>
-            </w:pPr>
-            <w:r>
-              <w:rPr>
-                <w:bCs/>
-                <w:kern w:val="2"/>
-                <w:sz w:val="18"/>
-                <w:szCs w:val="18"/>
-                <w:lang w:eastAsia="zh-CN"/>
-              </w:rPr>
-              <w:t xml:space="preserve">1. </w:t>
-            </w:r>
-            <w:r>
-              <w:rPr>
-                <w:i/>
-                <w:sz w:val="18"/>
-                <w:szCs w:val="18"/>
-              </w:rPr>
-              <w:t>Участие в установочной конференции</w:t>
-            </w:r>
-          </w:p>
-          <w:p>
-            <w:pPr>
-              <w:spacing w:line="240" w:lineRule="auto"/>
-              <w:ind w:firstLine="0"/>
-              <w:rPr>
-                <w:i/>
-                <w:sz w:val="18"/>
-                <w:szCs w:val="18"/>
-              </w:rPr>
-            </w:pPr>
-            <w:r>
-              <w:rPr>
-                <w:bCs/>
-                <w:kern w:val="2"/>
-                <w:sz w:val="18"/>
-                <w:szCs w:val="18"/>
-                <w:lang w:eastAsia="zh-CN"/>
-              </w:rPr>
-              <w:t xml:space="preserve">2. </w:t>
-            </w:r>
-            <w:r>
-              <w:rPr>
-                <w:i/>
-                <w:sz w:val="18"/>
-                <w:szCs w:val="18"/>
-              </w:rPr>
-              <w:t>Прохождение инструктажа по охране труда и технике безопасности</w:t>
-            </w:r>
-          </w:p>
-          <w:p>
-            <w:pPr>
-              <w:spacing w:line="240" w:lineRule="auto"/>
-              <w:ind w:firstLine="0"/>
-              <w:rPr>
-                <w:kern w:val="2"/>
-                <w:sz w:val="18"/>
-                <w:szCs w:val="18"/>
-                <w:lang w:eastAsia="zh-CN"/>
-              </w:rPr>
-            </w:pPr>
-            <w:r>
-              <w:rPr>
-                <w:kern w:val="2"/>
-                <w:sz w:val="18"/>
-                <w:szCs w:val="18"/>
-                <w:lang w:eastAsia="zh-CN"/>
-              </w:rPr>
-              <w:t xml:space="preserve">3. </w:t>
-            </w:r>
-            <w:r>
-              <w:rPr>
-                <w:sz w:val="18"/>
-                <w:szCs w:val="18"/>
-              </w:rPr>
-              <w:t>Составление индивидуального рабочего плана практики</w:t>
+              <w:t>Организационный этап:</w:t>
+              <w:br/>
+              <w:t>1.1. Прохождение инструктажа по охране труда и технике безопасности</w:t>
+              <w:br/>
+              <w:t>1.2. Установочная конференция</w:t>
+              <w:br/>
+              <w:t>1.3. Составление индивидуального рабочего плана практики</w:t>
             </w:r>
           </w:p>
         </w:tc>
@@ -1541,8 +1441,96 @@
             </w:pPr>
             <w:r>
               <w:t>Ведомость по охране труда</w:t>
-            </w:r>
-          </w:p>
+              <w:br/>
+              <w:t>Собеседование</w:t>
+              <w:br/>
+              <w:t>Индивидуальное задание</w:t>
+            </w:r>
+          </w:p>
+        </w:tc>
+      </w:tr>
+      <w:tr>
+        <w:tc>
+          <w:tcPr>
+            <w:tcW w:w="563" w:type="dxa"/>
+          </w:tcPr>
+          <w:p>
+            <w:pPr>
+              <w:spacing w:line="240" w:lineRule="auto"/>
+              <w:ind w:firstLine="0"/>
+              <w:rPr>
+                <w:bCs/>
+                <w:kern w:val="2"/>
+                <w:sz w:val="18"/>
+                <w:szCs w:val="18"/>
+                <w:lang w:eastAsia="zh-CN"/>
+              </w:rPr>
+            </w:pPr>
+            <w:r>
+              <w:rPr>
+                <w:bCs/>
+                <w:kern w:val="2"/>
+                <w:sz w:val="18"/>
+                <w:szCs w:val="18"/>
+                <w:lang w:eastAsia="zh-CN"/>
+              </w:rPr>
+              <w:t>2.</w:t>
+            </w:r>
+          </w:p>
+        </w:tc>
+        <w:tc>
+          <w:tcPr>
+            <w:tcW w:w="3102" w:type="dxa"/>
+          </w:tcPr>
+          <w:p>
+            <w:pPr>
+              <w:spacing w:line="240" w:lineRule="auto"/>
+              <w:ind w:firstLine="0"/>
+              <w:rPr>
+                <w:bCs/>
+                <w:kern w:val="2"/>
+                <w:sz w:val="18"/>
+                <w:szCs w:val="18"/>
+                <w:lang w:eastAsia="zh-CN"/>
+              </w:rPr>
+            </w:pPr>
+            <w:r>
+              <w:rPr>
+                <w:bCs/>
+                <w:kern w:val="2"/>
+                <w:sz w:val="18"/>
+                <w:szCs w:val="18"/>
+                <w:lang w:eastAsia="zh-CN"/>
+              </w:rPr>
+              <w:t>Основной этап:</w:t>
+              <w:br/>
+              <w:t>2.1. Консультации руководителей практики от университета</w:t>
+              <w:br/>
+              <w:t>2.2. Систематизация и проверка результатов исследования по теме ВКР, включая алгоритм обучения и изменение нейронной архитектуры.</w:t>
+              <w:br/>
+              <w:t>2.3. Оформление результатов исследований.</w:t>
+              <w:br/>
+              <w:t>2.4. Определение сферы применения результатов научно-исследовательской работы.</w:t>
+              <w:br/>
+              <w:t>2.5. Подготовка материалов о личном вкладе и достигнутых результатах для отзыва руководителя.</w:t>
+              <w:br/>
+              <w:t>2.6. Подготовка доклада и презентации к предзащите и защите.</w:t>
+              <w:br/>
+              <w:t>2.7. Предзащита ВКР</w:t>
+              <w:br/>
+              <w:t>2.8. Подготовка текста ВКР и сопроводительных документов к проверке на объем заимствований</w:t>
+              <w:br/>
+              <w:t>2.9. Подготовка электронной версии ВКР для размещения в ЭИОС РГУ имени С.А. Есенина</w:t>
+              <w:br/>
+              <w:t>2.10. Подготовка документов к защите ВКР</w:t>
+            </w:r>
+          </w:p>
+        </w:tc>
+        <w:tc>
+          <w:tcPr>
+            <w:tcW w:w="1903" w:type="dxa"/>
+            <w:vMerge/>
+          </w:tcPr>
           <w:p>
             <w:pPr>
               <w:suppressAutoHyphens/>
@@ -1550,11 +1538,20 @@
               <w:adjustRightInd/>
               <w:spacing w:line="240" w:lineRule="auto"/>
               <w:ind w:right="-1" w:firstLine="0"/>
-            </w:pPr>
-            <w:r>
-              <w:t>Собеседование</w:t>
-            </w:r>
-          </w:p>
+              <w:rPr>
+                <w:kern w:val="2"/>
+                <w:sz w:val="18"/>
+                <w:szCs w:val="18"/>
+                <w:lang w:eastAsia="zh-CN"/>
+              </w:rPr>
+            </w:pPr>
+          </w:p>
+        </w:tc>
+        <w:tc>
+          <w:tcPr>
+            <w:tcW w:w="1878" w:type="dxa"/>
+            <w:vMerge/>
+          </w:tcPr>
           <w:p>
             <w:pPr>
               <w:suppressAutoHyphens/>
@@ -1569,8 +1566,33 @@
                 <w:lang w:eastAsia="zh-CN"/>
               </w:rPr>
             </w:pPr>
-            <w:r>
-              <w:t>Индивидуальное задание</w:t>
+          </w:p>
+        </w:tc>
+        <w:tc>
+          <w:tcPr>
+            <w:tcW w:w="1791" w:type="dxa"/>
+          </w:tcPr>
+          <w:p>
+            <w:pPr>
+              <w:snapToGrid w:val="0"/>
+              <w:ind w:firstLine="0"/>
+            </w:pPr>
+            <w:r>
+              <w:t>Собеседование</w:t>
+              <w:br/>
+              <w:t>Текст ВКР</w:t>
+              <w:br/>
+              <w:t>Описание сферы применения; заявка или акт внедрения (при наличии)</w:t>
+              <w:br/>
+              <w:t>Материалы о результатах работы</w:t>
+              <w:br/>
+              <w:t>Текст доклада, презентация. Собеседование</w:t>
+              <w:br/>
+              <w:t>Заключение об объеме заимствований</w:t>
+              <w:br/>
+              <w:t>Электронный документ</w:t>
+              <w:br/>
+              <w:t>Пакет документов</w:t>
             </w:r>
           </w:p>
         </w:tc>
@@ -1600,7 +1622,7 @@
                 <w:szCs w:val="18"/>
                 <w:lang w:eastAsia="zh-CN"/>
               </w:rPr>
-              <w:t>2.</w:t>
+              <w:t>3.</w:t>
             </w:r>
           </w:p>
         </w:tc>
@@ -1608,58 +1630,6 @@
           <w:tcPr>
             <w:tcW w:w="3102" w:type="dxa"/>
           </w:tcPr>
-          <w:p>
-            <w:pPr>
-              <w:spacing w:line="240" w:lineRule="auto"/>
-              <w:ind w:firstLine="0"/>
-              <w:rPr>
-                <w:bCs/>
-                <w:kern w:val="2"/>
-                <w:sz w:val="18"/>
-                <w:szCs w:val="18"/>
-                <w:lang w:eastAsia="zh-CN"/>
-              </w:rPr>
-            </w:pPr>
-            <w:r>
-              <w:rPr>
-                <w:bCs/>
-                <w:kern w:val="2"/>
-                <w:sz w:val="18"/>
-                <w:szCs w:val="18"/>
-                <w:lang w:eastAsia="zh-CN"/>
-              </w:rPr>
-              <w:t>Основной этап:</w:t>
-            </w:r>
-          </w:p>
-          <w:p>
-            <w:pPr>
-              <w:spacing w:line="240" w:lineRule="auto"/>
-              <w:ind w:firstLine="0"/>
-              <w:rPr>
-                <w:bCs/>
-                <w:kern w:val="2"/>
-                <w:sz w:val="18"/>
-                <w:szCs w:val="18"/>
-                <w:lang w:eastAsia="zh-CN"/>
-              </w:rPr>
-            </w:pPr>
-            <w:r>
-              <w:rPr>
-                <w:bCs/>
-                <w:kern w:val="2"/>
-                <w:sz w:val="18"/>
-                <w:szCs w:val="18"/>
-                <w:lang w:eastAsia="zh-CN"/>
-              </w:rPr>
-              <w:t xml:space="preserve">1. </w:t>
-            </w:r>
-            <w:r>
-              <w:rPr>
-                <w:i/>
-              </w:rPr>
-              <w:t>Консультации руководителей практики от университета</w:t>
-            </w:r>
-          </w:p>
           <w:p>
             <w:pPr>
               <w:suppressAutoHyphens/>
@@ -1667,30 +1637,37 @@
               <w:adjustRightInd/>
               <w:spacing w:line="240" w:lineRule="auto"/>
               <w:ind w:right="-1" w:firstLine="0"/>
-            </w:pPr>
-            <w:r>
-              <w:rPr>
-                <w:bCs/>
+              <w:rPr>
                 <w:kern w:val="2"/>
                 <w:sz w:val="18"/>
                 <w:szCs w:val="18"/>
                 <w:lang w:eastAsia="zh-CN"/>
               </w:rPr>
-              <w:t xml:space="preserve">2. </w:t>
-            </w:r>
-            <w:r>
-              <w:t xml:space="preserve">Обработка и анализ результатов </w:t>
-            </w:r>
-            <w:r>
-              <w:t xml:space="preserve">собственных </w:t>
-            </w:r>
-            <w:r>
-              <w:t>исследований</w:t>
-            </w:r>
-            <w:r>
-              <w:t xml:space="preserve"> в соответствии с индивидуальным заданием</w:t>
-            </w:r>
-          </w:p>
+            </w:pPr>
+            <w:r>
+              <w:rPr>
+                <w:kern w:val="2"/>
+                <w:sz w:val="18"/>
+                <w:szCs w:val="18"/>
+                <w:lang w:eastAsia="zh-CN"/>
+              </w:rPr>
+              <w:t>Заключительный этап:</w:t>
+              <w:br/>
+              <w:t>3.1. Подготовка отчета об итогах практики</w:t>
+              <w:br/>
+              <w:t>3.2. Получение отзыва научного руководителя о прохождении практики</w:t>
+              <w:br/>
+              <w:t>3.3. Итоговая конференция</w:t>
+              <w:br/>
+              <w:t>3.4. Прохождение промежуточной аттестации</w:t>
+            </w:r>
+          </w:p>
+        </w:tc>
+        <w:tc>
+          <w:tcPr>
+            <w:tcW w:w="1903" w:type="dxa"/>
+            <w:vMerge/>
+          </w:tcPr>
           <w:p>
             <w:pPr>
               <w:suppressAutoHyphens/>
@@ -1698,14 +1675,20 @@
               <w:adjustRightInd/>
               <w:spacing w:line="240" w:lineRule="auto"/>
               <w:ind w:right="-1" w:firstLine="0"/>
-            </w:pPr>
-            <w:r>
-              <w:t xml:space="preserve">3. </w:t>
-            </w:r>
-            <w:r>
-              <w:t>Оформление результатов исследований.</w:t>
-            </w:r>
-          </w:p>
+              <w:rPr>
+                <w:kern w:val="2"/>
+                <w:sz w:val="18"/>
+                <w:szCs w:val="18"/>
+                <w:lang w:eastAsia="zh-CN"/>
+              </w:rPr>
+            </w:pPr>
+          </w:p>
+        </w:tc>
+        <w:tc>
+          <w:tcPr>
+            <w:tcW w:w="1878" w:type="dxa"/>
+            <w:vMerge/>
+          </w:tcPr>
           <w:p>
             <w:pPr>
               <w:suppressAutoHyphens/>
@@ -1713,11 +1696,19 @@
               <w:adjustRightInd/>
               <w:spacing w:line="240" w:lineRule="auto"/>
               <w:ind w:right="-1" w:firstLine="0"/>
-            </w:pPr>
-            <w:r>
-              <w:t>4. Определение сферы применения результатов научно-исследовательской работы.</w:t>
-            </w:r>
-          </w:p>
+              <w:rPr>
+                <w:kern w:val="2"/>
+                <w:sz w:val="18"/>
+                <w:szCs w:val="18"/>
+                <w:lang w:eastAsia="zh-CN"/>
+              </w:rPr>
+            </w:pPr>
+          </w:p>
+        </w:tc>
+        <w:tc>
+          <w:tcPr>
+            <w:tcW w:w="1791" w:type="dxa"/>
+          </w:tcPr>
           <w:p>
             <w:pPr>
               <w:suppressAutoHyphens/>
@@ -1725,74 +1716,6 @@
               <w:adjustRightInd/>
               <w:spacing w:line="240" w:lineRule="auto"/>
               <w:ind w:right="-1" w:firstLine="0"/>
-            </w:pPr>
-            <w:r>
-              <w:t>5. Подготовка примерного текста отзыва</w:t>
-            </w:r>
-          </w:p>
-          <w:p>
-            <w:pPr>
-              <w:suppressAutoHyphens/>
-              <w:autoSpaceDN/>
-              <w:adjustRightInd/>
-              <w:spacing w:line="240" w:lineRule="auto"/>
-              <w:ind w:right="-1" w:firstLine="0"/>
-            </w:pPr>
-            <w:r>
-              <w:t>6. Подготовка доклада и презентации к предзащите и защите.</w:t>
-            </w:r>
-          </w:p>
-          <w:p>
-            <w:pPr>
-              <w:suppressAutoHyphens/>
-              <w:autoSpaceDN/>
-              <w:adjustRightInd/>
-              <w:spacing w:line="240" w:lineRule="auto"/>
-              <w:ind w:right="-1" w:firstLine="0"/>
-            </w:pPr>
-            <w:r>
-              <w:t>7. Предзащита ВКР</w:t>
-            </w:r>
-          </w:p>
-          <w:p>
-            <w:pPr>
-              <w:suppressAutoHyphens/>
-              <w:autoSpaceDN/>
-              <w:adjustRightInd/>
-              <w:spacing w:line="240" w:lineRule="auto"/>
-              <w:ind w:right="-1" w:firstLine="0"/>
-            </w:pPr>
-            <w:r>
-              <w:t>8. Подготовка текста ВКР и сопроводительных документов к проверке на объем заимствований</w:t>
-            </w:r>
-          </w:p>
-          <w:p>
-            <w:pPr>
-              <w:suppressAutoHyphens/>
-              <w:autoSpaceDN/>
-              <w:adjustRightInd/>
-              <w:spacing w:line="240" w:lineRule="auto"/>
-              <w:ind w:right="-1" w:firstLine="0"/>
-            </w:pPr>
-            <w:r>
-              <w:t xml:space="preserve">9. Подготовка электронной версии ВКР для размещения в ЭИОС РГУ имени </w:t>
-            </w:r>
-            <w:proofErr w:type="gramStart"/>
-            <w:r>
-              <w:t>С.А.</w:t>
-            </w:r>
-            <w:proofErr w:type="gramEnd"/>
-            <w:r>
-              <w:t xml:space="preserve"> Есенина</w:t>
-            </w:r>
-          </w:p>
-          <w:p>
-            <w:pPr>
-              <w:suppressAutoHyphens/>
-              <w:autoSpaceDN/>
-              <w:adjustRightInd/>
-              <w:spacing w:line="240" w:lineRule="auto"/>
-              <w:ind w:right="-1" w:firstLine="0"/>
               <w:rPr>
                 <w:kern w:val="2"/>
                 <w:sz w:val="18"/>
@@ -1801,421 +1724,17 @@
               </w:rPr>
             </w:pPr>
             <w:r>
-              <w:t>10. Подготовка документов к защите ВКР</w:t>
-            </w:r>
-          </w:p>
-        </w:tc>
-        <w:tc>
-          <w:tcPr>
-            <w:tcW w:w="1903" w:type="dxa"/>
-            <w:vMerge/>
-          </w:tcPr>
-          <w:p>
-            <w:pPr>
-              <w:suppressAutoHyphens/>
-              <w:autoSpaceDN/>
-              <w:adjustRightInd/>
-              <w:spacing w:line="240" w:lineRule="auto"/>
-              <w:ind w:right="-1" w:firstLine="0"/>
               <w:rPr>
                 <w:kern w:val="2"/>
                 <w:sz w:val="18"/>
                 <w:szCs w:val="18"/>
                 <w:lang w:eastAsia="zh-CN"/>
               </w:rPr>
-            </w:pPr>
-          </w:p>
-        </w:tc>
-        <w:tc>
-          <w:tcPr>
-            <w:tcW w:w="1878" w:type="dxa"/>
-            <w:vMerge/>
-          </w:tcPr>
-          <w:p>
-            <w:pPr>
-              <w:suppressAutoHyphens/>
-              <w:autoSpaceDN/>
-              <w:adjustRightInd/>
-              <w:spacing w:line="240" w:lineRule="auto"/>
-              <w:ind w:right="-1" w:firstLine="0"/>
-              <w:rPr>
-                <w:kern w:val="2"/>
-                <w:sz w:val="18"/>
-                <w:szCs w:val="18"/>
-                <w:lang w:eastAsia="zh-CN"/>
-              </w:rPr>
-            </w:pPr>
-          </w:p>
-        </w:tc>
-        <w:tc>
-          <w:tcPr>
-            <w:tcW w:w="1791" w:type="dxa"/>
-          </w:tcPr>
-          <w:p>
-            <w:pPr>
-              <w:snapToGrid w:val="0"/>
-              <w:ind w:firstLine="0"/>
-            </w:pPr>
-            <w:r>
               <w:t>Собеседование</w:t>
-            </w:r>
-          </w:p>
-          <w:p>
-            <w:pPr>
-              <w:snapToGrid w:val="0"/>
-              <w:ind w:firstLine="0"/>
-            </w:pPr>
-            <w:r>
-              <w:t>Текст ВКР</w:t>
-            </w:r>
-          </w:p>
-          <w:p>
-            <w:pPr>
-              <w:snapToGrid w:val="0"/>
-              <w:ind w:firstLine="0"/>
-            </w:pPr>
-            <w:r>
-              <w:t>Акт внедрения</w:t>
-            </w:r>
-          </w:p>
-          <w:p>
-            <w:pPr>
-              <w:snapToGrid w:val="0"/>
-              <w:ind w:firstLine="0"/>
-            </w:pPr>
-            <w:r>
-              <w:t xml:space="preserve">Текст отзыва </w:t>
-            </w:r>
-          </w:p>
-          <w:p>
-            <w:pPr>
-              <w:snapToGrid w:val="0"/>
-              <w:ind w:firstLine="0"/>
-            </w:pPr>
-            <w:r>
-              <w:t xml:space="preserve">Текст доклада, презентация. </w:t>
-            </w:r>
-            <w:r>
-              <w:t>Собеседование</w:t>
-            </w:r>
-          </w:p>
-          <w:p>
-            <w:pPr>
-              <w:snapToGrid w:val="0"/>
-              <w:ind w:firstLine="0"/>
-            </w:pPr>
-            <w:r>
-              <w:t xml:space="preserve">Заключение об объеме заимствований. </w:t>
-            </w:r>
-          </w:p>
-          <w:p>
-            <w:pPr>
-              <w:suppressAutoHyphens/>
-              <w:autoSpaceDN/>
-              <w:adjustRightInd/>
-              <w:spacing w:line="240" w:lineRule="auto"/>
-              <w:ind w:right="-1" w:firstLine="0"/>
-            </w:pPr>
-            <w:r>
-              <w:t>Электронный документ.</w:t>
-            </w:r>
-          </w:p>
-          <w:p>
-            <w:pPr>
-              <w:suppressAutoHyphens/>
-              <w:autoSpaceDN/>
-              <w:adjustRightInd/>
-              <w:spacing w:line="240" w:lineRule="auto"/>
-              <w:ind w:right="-1" w:firstLine="0"/>
-              <w:rPr>
-                <w:kern w:val="2"/>
-                <w:sz w:val="18"/>
-                <w:szCs w:val="18"/>
-                <w:lang w:eastAsia="zh-CN"/>
-              </w:rPr>
-            </w:pPr>
-            <w:r>
-              <w:t>Пакет документов.</w:t>
-            </w:r>
-          </w:p>
-        </w:tc>
-      </w:tr>
-      <w:tr>
-        <w:tc>
-          <w:tcPr>
-            <w:tcW w:w="563" w:type="dxa"/>
-          </w:tcPr>
-          <w:p>
-            <w:pPr>
-              <w:spacing w:line="240" w:lineRule="auto"/>
-              <w:ind w:firstLine="0"/>
-              <w:rPr>
-                <w:bCs/>
-                <w:kern w:val="2"/>
-                <w:sz w:val="18"/>
-                <w:szCs w:val="18"/>
-                <w:lang w:eastAsia="zh-CN"/>
-              </w:rPr>
-            </w:pPr>
-            <w:r>
-              <w:rPr>
-                <w:bCs/>
-                <w:kern w:val="2"/>
-                <w:sz w:val="18"/>
-                <w:szCs w:val="18"/>
-                <w:lang w:eastAsia="zh-CN"/>
-              </w:rPr>
-              <w:t>…</w:t>
-            </w:r>
-          </w:p>
-        </w:tc>
-        <w:tc>
-          <w:tcPr>
-            <w:tcW w:w="3102" w:type="dxa"/>
-          </w:tcPr>
-          <w:p>
-            <w:pPr>
-              <w:suppressAutoHyphens/>
-              <w:autoSpaceDN/>
-              <w:adjustRightInd/>
-              <w:spacing w:line="240" w:lineRule="auto"/>
-              <w:ind w:right="-1" w:firstLine="0"/>
-              <w:rPr>
-                <w:kern w:val="2"/>
-                <w:sz w:val="18"/>
-                <w:szCs w:val="18"/>
-                <w:lang w:eastAsia="zh-CN"/>
-              </w:rPr>
-            </w:pPr>
-            <w:r>
-              <w:rPr>
-                <w:kern w:val="2"/>
-                <w:sz w:val="18"/>
-                <w:szCs w:val="18"/>
-                <w:lang w:eastAsia="zh-CN"/>
-              </w:rPr>
-              <w:t>Заключительный этап</w:t>
-            </w:r>
-          </w:p>
-          <w:p>
-            <w:pPr>
-              <w:suppressAutoHyphens/>
-              <w:autoSpaceDN/>
-              <w:adjustRightInd/>
-              <w:spacing w:line="240" w:lineRule="auto"/>
-              <w:ind w:right="-1" w:firstLine="0"/>
-              <w:rPr>
-                <w:kern w:val="2"/>
-                <w:sz w:val="18"/>
-                <w:szCs w:val="18"/>
-                <w:lang w:eastAsia="zh-CN"/>
-              </w:rPr>
-            </w:pPr>
-            <w:r>
-              <w:rPr>
-                <w:kern w:val="2"/>
-                <w:sz w:val="18"/>
-                <w:szCs w:val="18"/>
-                <w:lang w:eastAsia="zh-CN"/>
-              </w:rPr>
-              <w:t>Подготовка отчета об итогах практики</w:t>
-            </w:r>
-          </w:p>
-          <w:p>
-            <w:pPr>
-              <w:suppressAutoHyphens/>
-              <w:autoSpaceDN/>
-              <w:adjustRightInd/>
-              <w:spacing w:line="240" w:lineRule="auto"/>
-              <w:ind w:right="-1" w:firstLine="0"/>
-              <w:rPr>
-                <w:kern w:val="2"/>
-                <w:sz w:val="18"/>
-                <w:szCs w:val="18"/>
-                <w:lang w:eastAsia="zh-CN"/>
-              </w:rPr>
-            </w:pPr>
-            <w:r>
-              <w:rPr>
-                <w:kern w:val="2"/>
-                <w:sz w:val="18"/>
-                <w:szCs w:val="18"/>
-                <w:lang w:eastAsia="zh-CN"/>
-              </w:rPr>
-              <w:t>3.2. Получение отзыва научного руководителя о прохождении практики</w:t>
-            </w:r>
-          </w:p>
-          <w:p>
-            <w:pPr>
-              <w:suppressAutoHyphens/>
-              <w:autoSpaceDN/>
-              <w:adjustRightInd/>
-              <w:spacing w:line="240" w:lineRule="auto"/>
-              <w:ind w:right="-1" w:firstLine="0"/>
-              <w:rPr>
-                <w:i/>
-                <w:kern w:val="2"/>
-                <w:sz w:val="18"/>
-                <w:szCs w:val="18"/>
-                <w:lang w:eastAsia="zh-CN"/>
-              </w:rPr>
-            </w:pPr>
-            <w:r>
-              <w:rPr>
-                <w:i/>
-                <w:kern w:val="2"/>
-                <w:sz w:val="18"/>
-                <w:szCs w:val="18"/>
-                <w:lang w:eastAsia="zh-CN"/>
-              </w:rPr>
-              <w:t>3.3. Итоговая конференция</w:t>
-            </w:r>
-          </w:p>
-          <w:p>
-            <w:pPr>
-              <w:suppressAutoHyphens/>
-              <w:autoSpaceDN/>
-              <w:adjustRightInd/>
-              <w:spacing w:line="240" w:lineRule="auto"/>
-              <w:ind w:right="-1" w:firstLine="0"/>
-              <w:rPr>
-                <w:kern w:val="2"/>
-                <w:sz w:val="18"/>
-                <w:szCs w:val="18"/>
-                <w:lang w:eastAsia="zh-CN"/>
-              </w:rPr>
-            </w:pPr>
-            <w:r>
-              <w:rPr>
-                <w:i/>
-              </w:rPr>
-              <w:t xml:space="preserve">Прохождение </w:t>
-            </w:r>
-            <w:r>
-              <w:rPr>
-                <w:i/>
-              </w:rPr>
-              <w:lastRenderedPageBreak/>
-              <w:t>промежуточной аттестации</w:t>
-            </w:r>
-          </w:p>
-        </w:tc>
-        <w:tc>
-          <w:tcPr>
-            <w:tcW w:w="1903" w:type="dxa"/>
-            <w:vMerge/>
-          </w:tcPr>
-          <w:p>
-            <w:pPr>
-              <w:suppressAutoHyphens/>
-              <w:autoSpaceDN/>
-              <w:adjustRightInd/>
-              <w:spacing w:line="240" w:lineRule="auto"/>
-              <w:ind w:right="-1" w:firstLine="0"/>
-              <w:rPr>
-                <w:kern w:val="2"/>
-                <w:sz w:val="18"/>
-                <w:szCs w:val="18"/>
-                <w:lang w:eastAsia="zh-CN"/>
-              </w:rPr>
-            </w:pPr>
-          </w:p>
-        </w:tc>
-        <w:tc>
-          <w:tcPr>
-            <w:tcW w:w="1878" w:type="dxa"/>
-            <w:vMerge/>
-          </w:tcPr>
-          <w:p>
-            <w:pPr>
-              <w:suppressAutoHyphens/>
-              <w:autoSpaceDN/>
-              <w:adjustRightInd/>
-              <w:spacing w:line="240" w:lineRule="auto"/>
-              <w:ind w:right="-1" w:firstLine="0"/>
-              <w:rPr>
-                <w:kern w:val="2"/>
-                <w:sz w:val="18"/>
-                <w:szCs w:val="18"/>
-                <w:lang w:eastAsia="zh-CN"/>
-              </w:rPr>
-            </w:pPr>
-          </w:p>
-        </w:tc>
-        <w:tc>
-          <w:tcPr>
-            <w:tcW w:w="1791" w:type="dxa"/>
-          </w:tcPr>
-          <w:p>
-            <w:pPr>
-              <w:suppressAutoHyphens/>
-              <w:autoSpaceDN/>
-              <w:adjustRightInd/>
-              <w:spacing w:line="240" w:lineRule="auto"/>
-              <w:ind w:right="-1" w:firstLine="0"/>
-              <w:rPr>
-                <w:kern w:val="2"/>
-                <w:sz w:val="18"/>
-                <w:szCs w:val="18"/>
-                <w:lang w:eastAsia="zh-CN"/>
-              </w:rPr>
-            </w:pPr>
-            <w:r>
-              <w:rPr>
-                <w:kern w:val="2"/>
-                <w:sz w:val="18"/>
-                <w:szCs w:val="18"/>
-                <w:lang w:eastAsia="zh-CN"/>
-              </w:rPr>
-              <w:t>Отзыв</w:t>
-            </w:r>
-          </w:p>
-          <w:p>
-            <w:pPr>
-              <w:suppressAutoHyphens/>
-              <w:autoSpaceDN/>
-              <w:adjustRightInd/>
-              <w:spacing w:line="240" w:lineRule="auto"/>
-              <w:ind w:right="-1" w:firstLine="0"/>
-              <w:rPr>
-                <w:kern w:val="2"/>
-                <w:sz w:val="18"/>
-                <w:szCs w:val="18"/>
-                <w:lang w:eastAsia="zh-CN"/>
-              </w:rPr>
-            </w:pPr>
-            <w:r>
-              <w:rPr>
-                <w:kern w:val="2"/>
-                <w:sz w:val="18"/>
-                <w:szCs w:val="18"/>
-                <w:lang w:eastAsia="zh-CN"/>
-              </w:rPr>
-              <w:t>Доклад на итоговой конференции</w:t>
-            </w:r>
-          </w:p>
-          <w:p>
-            <w:pPr>
-              <w:suppressAutoHyphens/>
-              <w:autoSpaceDN/>
-              <w:adjustRightInd/>
-              <w:spacing w:line="240" w:lineRule="auto"/>
-              <w:ind w:right="-1" w:firstLine="0"/>
-              <w:rPr>
-                <w:kern w:val="2"/>
-                <w:sz w:val="18"/>
-                <w:szCs w:val="18"/>
-                <w:lang w:eastAsia="zh-CN"/>
-              </w:rPr>
-            </w:pPr>
-            <w:r>
-              <w:rPr>
-                <w:kern w:val="2"/>
-                <w:sz w:val="18"/>
-                <w:szCs w:val="18"/>
-                <w:lang w:eastAsia="zh-CN"/>
-              </w:rPr>
-              <w:t>Отчет</w:t>
+              <w:br/>
+              <w:t>Защита отчета</w:t>
+              <w:br/>
+              <w:t>Зачет</w:t>
             </w:r>
           </w:p>
         </w:tc>
@@ -2269,10 +1788,6 @@
     <w:p>
       <w:pPr>
         <w:pStyle w:val="a5"/>
-        <w:numPr>
-          <w:ilvl w:val="0"/>
-          <w:numId w:val="3"/>
-        </w:numPr>
         <w:tabs>
           <w:tab w:val="left" w:pos="0"/>
         </w:tabs>
@@ -2286,6 +1801,10 @@
           <w:szCs w:val="24"/>
           <w:lang w:val="ru-RU" w:eastAsia="zh-CN"/>
         </w:rPr>
+        <w:keepNext/>
+        <w:numPr>
+          <w:numId w:val="0"/>
+        </w:numPr>
       </w:pPr>
       <w:r>
         <w:rPr>
@@ -2294,7 +1813,7 @@
           <w:szCs w:val="24"/>
           <w:lang w:val="ru-RU" w:eastAsia="zh-CN"/>
         </w:rPr>
-        <w:t>ТРЕБОВАНИЯ К РЕЗУЛЬТАТАМ ОБУЧЕНИЯ ПО ПРАКТИКЕ</w:t>
+        <w:t>2. ТРЕБОВАНИЯ К РЕЗУЛЬТАТАМ ОБУЧЕНИЯ ПО ПРАКТИКЕ</w:t>
       </w:r>
     </w:p>
     <w:p>
@@ -2468,28 +1987,9 @@
                 <w:szCs w:val="18"/>
                 <w:lang w:val="ru-RU"/>
               </w:rPr>
-              <w:t>Перечень планируемых результатов обучения по дисциплине</w:t>
-            </w:r>
-          </w:p>
-          <w:p>
-            <w:pPr>
-              <w:pStyle w:val="TableParagraph"/>
-              <w:jc w:val="center"/>
-              <w:rPr>
-                <w:rFonts w:eastAsia="Calibri"/>
-                <w:sz w:val="18"/>
-                <w:szCs w:val="18"/>
-                <w:lang w:val="ru-RU"/>
-              </w:rPr>
-            </w:pPr>
-            <w:r>
-              <w:rPr>
-                <w:rFonts w:eastAsia="Calibri"/>
-                <w:sz w:val="18"/>
-                <w:szCs w:val="18"/>
-                <w:lang w:val="ru-RU"/>
-              </w:rPr>
-              <w:t>В результате изучения дисциплины обучающиеся должны:</w:t>
+              <w:t>Перечень планируемых результатов обучения по практике</w:t>
+              <w:br/>
+              <w:t>В результате прохождения практики обучающиеся должны:</w:t>
             </w:r>
           </w:p>
         </w:tc>
@@ -4711,6 +4211,10 @@
           <w:szCs w:val="24"/>
           <w:lang w:eastAsia="zh-CN"/>
         </w:rPr>
+        <w:keepNext/>
+        <w:numPr>
+          <w:numId w:val="0"/>
+        </w:numPr>
       </w:pPr>
       <w:r>
         <w:rPr>
@@ -4719,17 +4223,7 @@
           <w:szCs w:val="24"/>
           <w:lang w:eastAsia="zh-CN"/>
         </w:rPr>
-        <w:t xml:space="preserve">3. ТИПОВОЙ </w:t>
-      </w:r>
-      <w:r>
-        <w:rPr>
-          <w:caps/>
-          <w:kern w:val="2"/>
-          <w:sz w:val="24"/>
-          <w:szCs w:val="24"/>
-          <w:lang w:eastAsia="zh-CN"/>
-        </w:rPr>
-        <w:t>комплект оценочных средств для текущего контроля и промежуточной аттестации по практике</w:t>
+        <w:t>3. ТИПОВОЙ КОМПЛЕКТ ОЦЕНОЧНЫХ СРЕДСТВ ДЛЯ ТЕКУЩЕГО КОНТРОЛЯ И ПРОМЕЖУТОЧНОЙ АТТЕСТАЦИИ ПО ПРАКТИКЕ</w:t>
       </w:r>
     </w:p>
     <w:p>
@@ -4752,6 +4246,7 @@
     <w:p>
       <w:pPr>
         <w:pStyle w:val="a5"/>
+        <w:keepNext/>
         <w:adjustRightInd w:val="0"/>
         <w:ind w:left="0" w:right="-2" w:firstLine="0"/>
         <w:contextualSpacing/>
@@ -4804,113 +4299,7 @@
           <w:sz w:val="28"/>
           <w:szCs w:val="28"/>
         </w:rPr>
-        <w:t xml:space="preserve">Индивидуальное задание для обучающегося, которое необходимо выполнить в течение практики, разрабатывается руководителем ВКР и выдается студенту в начале практики. В индивидуальном задании формулируется тема исследования выпускной квалификационной работы, дается перечень организационных задач. </w:t>
-      </w:r>
-      <w:r>
-        <w:rPr>
-          <w:sz w:val="28"/>
-          <w:szCs w:val="28"/>
-        </w:rPr>
-        <w:t/>
-      </w:r>
-      <w:r>
-        <w:rPr>
-          <w:sz w:val="28"/>
-          <w:szCs w:val="28"/>
-        </w:rPr>
-        <w:t xml:space="preserve"/>
-      </w:r>
-      <w:r>
-        <w:rPr>
-          <w:sz w:val="28"/>
-          <w:szCs w:val="28"/>
-        </w:rPr>
-        <w:t xml:space="preserve"/>
-      </w:r>
-      <w:r>
-        <w:rPr>
-          <w:sz w:val="28"/>
-          <w:szCs w:val="28"/>
-        </w:rPr>
-        <w:t/>
-      </w:r>
-      <w:r>
-        <w:rPr>
-          <w:sz w:val="28"/>
-          <w:szCs w:val="28"/>
-        </w:rPr>
-        <w:t xml:space="preserve"/>
-      </w:r>
-      <w:r>
-        <w:rPr>
-          <w:sz w:val="28"/>
-          <w:szCs w:val="28"/>
-        </w:rPr>
-        <w:t/>
-      </w:r>
-      <w:r>
-        <w:rPr>
-          <w:sz w:val="28"/>
-          <w:szCs w:val="28"/>
-        </w:rPr>
-        <w:t xml:space="preserve"/>
-      </w:r>
-      <w:r>
-        <w:rPr>
-          <w:sz w:val="28"/>
-          <w:szCs w:val="28"/>
-        </w:rPr>
-        <w:t/>
-      </w:r>
-      <w:r>
-        <w:rPr>
-          <w:sz w:val="28"/>
-          <w:szCs w:val="28"/>
-        </w:rPr>
-        <w:t/>
-      </w:r>
-      <w:r>
-        <w:rPr>
-          <w:sz w:val="28"/>
-          <w:szCs w:val="28"/>
-        </w:rPr>
-        <w:t/>
-      </w:r>
-      <w:r>
-        <w:rPr>
-          <w:i/>
-          <w:sz w:val="28"/>
-          <w:szCs w:val="28"/>
-        </w:rPr>
-        <w:t xml:space="preserve"/>
-      </w:r>
-      <w:r>
-        <w:rPr>
-          <w:sz w:val="28"/>
-          <w:szCs w:val="28"/>
-        </w:rPr>
-        <w:t xml:space="preserve"/>
-      </w:r>
-      <w:r>
-        <w:rPr>
-          <w:sz w:val="28"/>
-          <w:szCs w:val="28"/>
-        </w:rPr>
-        <w:t/>
-      </w:r>
-      <w:r>
-        <w:rPr>
-          <w:sz w:val="28"/>
-          <w:szCs w:val="28"/>
-        </w:rPr>
-        <w:t xml:space="preserve"/>
-      </w:r>
-      <w:r>
-        <w:rPr>
-          <w:sz w:val="28"/>
-          <w:szCs w:val="28"/>
-        </w:rPr>
-        <w:t xml:space="preserve"/>
+        <w:t xml:space="preserve">Индивидуальное задание для обучающегося, которое необходимо выполнить в течение практики, разрабатывается руководителем ВКР и выдается студенту в начале практики. В индивидуальном задании формулируется тема исследования выпускной квалификационной работы, конкретизируются исследовательские и организационные задачи, проверяемые результаты и сроки их выполнения в соответствии с программой практики. </w:t>
       </w:r>
     </w:p>
     <w:p>
@@ -4925,9 +4314,274 @@
         </w:rPr>
       </w:pPr>
     </w:p>
+    <w:tbl>
+      <w:tblPr>
+        <w:tblW w:w="9790" w:type="dxa"/>
+        <w:jc w:val="center"/>
+        <w:tblLayout w:type="fixed"/>
+        <w:tblCellMar>
+          <w:left w:w="10" w:type="dxa"/>
+          <w:right w:w="10" w:type="dxa"/>
+        </w:tblCellMar>
+        <w:tblLook w:val="0000" w:firstRow="0" w:lastRow="0" w:firstColumn="0" w:lastColumn="0" w:noHBand="0" w:noVBand="0"/>
+      </w:tblPr>
+      <w:tblGrid>
+        <w:gridCol w:w="9790"/>
+      </w:tblGrid>
+      <w:tr>
+        <w:trPr>
+          <w:trHeight w:val="70"/>
+          <w:jc w:val="center"/>
+        </w:trPr>
+        <w:tc>
+          <w:tcPr>
+            <w:tcW w:w="4460" w:type="dxa"/>
+            <w:tcBorders>
+              <w:top w:val="single" w:sz="4" w:space="0" w:color="000000"/>
+              <w:left w:val="single" w:sz="4" w:space="0" w:color="000000"/>
+              <w:bottom w:val="single" w:sz="4" w:space="0" w:color="auto"/>
+            </w:tcBorders>
+          </w:tcPr>
+          <w:p>
+            <w:pPr>
+              <w:snapToGrid w:val="0"/>
+              <w:ind w:firstLine="0"/>
+            </w:pPr>
+            <w:r>
+              <w:rPr>
+                <w:i/>
+              </w:rPr>
+              <w:t>2.1. Консультации руководителей практики от университета</w:t>
+            </w:r>
+          </w:p>
+        </w:tc>
+      </w:tr>
+      <w:tr>
+        <w:trPr>
+          <w:trHeight w:val="70"/>
+          <w:jc w:val="center"/>
+        </w:trPr>
+        <w:tc>
+          <w:tcPr>
+            <w:tcW w:w="4460" w:type="dxa"/>
+            <w:tcBorders>
+              <w:top w:val="single" w:sz="4" w:space="0" w:color="000000"/>
+              <w:left w:val="single" w:sz="4" w:space="0" w:color="000000"/>
+              <w:bottom w:val="single" w:sz="4" w:space="0" w:color="auto"/>
+            </w:tcBorders>
+          </w:tcPr>
+          <w:p>
+            <w:pPr>
+              <w:snapToGrid w:val="0"/>
+              <w:ind w:firstLine="0"/>
+            </w:pPr>
+            <w:r>
+              <w:t>2.2. Систематизация и проверка результатов исследования по теме ВКР, включая алгоритм обучения и изменение нейронной архитектуры.</w:t>
+            </w:r>
+          </w:p>
+        </w:tc>
+      </w:tr>
+      <w:tr>
+        <w:trPr>
+          <w:trHeight w:val="70"/>
+          <w:jc w:val="center"/>
+        </w:trPr>
+        <w:tc>
+          <w:tcPr>
+            <w:tcW w:w="4460" w:type="dxa"/>
+            <w:tcBorders>
+              <w:top w:val="single" w:sz="4" w:space="0" w:color="auto"/>
+              <w:left w:val="single" w:sz="4" w:space="0" w:color="000000"/>
+              <w:bottom w:val="single" w:sz="4" w:space="0" w:color="auto"/>
+            </w:tcBorders>
+          </w:tcPr>
+          <w:p>
+            <w:pPr>
+              <w:snapToGrid w:val="0"/>
+              <w:ind w:firstLine="0"/>
+            </w:pPr>
+            <w:r>
+              <w:t>2.3. Оформление результатов исследований.</w:t>
+            </w:r>
+          </w:p>
+        </w:tc>
+      </w:tr>
+      <w:tr>
+        <w:trPr>
+          <w:trHeight w:val="70"/>
+          <w:jc w:val="center"/>
+        </w:trPr>
+        <w:tc>
+          <w:tcPr>
+            <w:tcW w:w="4460" w:type="dxa"/>
+            <w:tcBorders>
+              <w:top w:val="single" w:sz="4" w:space="0" w:color="auto"/>
+              <w:left w:val="single" w:sz="4" w:space="0" w:color="000000"/>
+              <w:bottom w:val="single" w:sz="4" w:space="0" w:color="auto"/>
+            </w:tcBorders>
+          </w:tcPr>
+          <w:p>
+            <w:pPr>
+              <w:snapToGrid w:val="0"/>
+              <w:ind w:firstLine="0"/>
+            </w:pPr>
+            <w:r>
+              <w:t>2.4. Определение сферы применения результатов научно-исследовательской работы.</w:t>
+            </w:r>
+          </w:p>
+        </w:tc>
+      </w:tr>
+      <w:tr>
+        <w:trPr>
+          <w:trHeight w:val="70"/>
+          <w:jc w:val="center"/>
+        </w:trPr>
+        <w:tc>
+          <w:tcPr>
+            <w:tcW w:w="4460" w:type="dxa"/>
+            <w:tcBorders>
+              <w:top w:val="single" w:sz="4" w:space="0" w:color="auto"/>
+              <w:left w:val="single" w:sz="4" w:space="0" w:color="000000"/>
+              <w:bottom w:val="single" w:sz="4" w:space="0" w:color="auto"/>
+            </w:tcBorders>
+          </w:tcPr>
+          <w:p>
+            <w:pPr>
+              <w:snapToGrid w:val="0"/>
+              <w:ind w:firstLine="0"/>
+            </w:pPr>
+            <w:r>
+              <w:t>2.5. Подготовка материалов о личном вкладе и достигнутых результатах для отзыва руководителя.</w:t>
+            </w:r>
+          </w:p>
+        </w:tc>
+      </w:tr>
+      <w:tr>
+        <w:trPr>
+          <w:trHeight w:val="70"/>
+          <w:jc w:val="center"/>
+        </w:trPr>
+        <w:tc>
+          <w:tcPr>
+            <w:tcW w:w="4460" w:type="dxa"/>
+            <w:tcBorders>
+              <w:top w:val="single" w:sz="4" w:space="0" w:color="auto"/>
+              <w:left w:val="single" w:sz="4" w:space="0" w:color="000000"/>
+              <w:bottom w:val="single" w:sz="4" w:space="0" w:color="auto"/>
+            </w:tcBorders>
+          </w:tcPr>
+          <w:p>
+            <w:pPr>
+              <w:snapToGrid w:val="0"/>
+              <w:ind w:firstLine="0"/>
+            </w:pPr>
+            <w:r>
+              <w:t>2.6. Подготовка доклада и презентации к предзащите и защите.</w:t>
+            </w:r>
+          </w:p>
+        </w:tc>
+      </w:tr>
+      <w:tr>
+        <w:trPr>
+          <w:trHeight w:val="835"/>
+          <w:jc w:val="center"/>
+        </w:trPr>
+        <w:tc>
+          <w:tcPr>
+            <w:tcW w:w="4460" w:type="dxa"/>
+            <w:tcBorders>
+              <w:top w:val="single" w:sz="4" w:space="0" w:color="000000"/>
+              <w:left w:val="single" w:sz="4" w:space="0" w:color="000000"/>
+            </w:tcBorders>
+          </w:tcPr>
+          <w:p>
+            <w:pPr>
+              <w:snapToGrid w:val="0"/>
+              <w:ind w:firstLine="0"/>
+            </w:pPr>
+            <w:r>
+              <w:t>2.7. Предзащита ВКР</w:t>
+            </w:r>
+          </w:p>
+        </w:tc>
+      </w:tr>
+      <w:tr>
+        <w:trPr>
+          <w:trHeight w:val="835"/>
+          <w:jc w:val="center"/>
+        </w:trPr>
+        <w:tc>
+          <w:tcPr>
+            <w:tcW w:w="4460" w:type="dxa"/>
+            <w:tcBorders>
+              <w:top w:val="single" w:sz="4" w:space="0" w:color="000000"/>
+              <w:left w:val="single" w:sz="4" w:space="0" w:color="000000"/>
+            </w:tcBorders>
+          </w:tcPr>
+          <w:p>
+            <w:pPr>
+              <w:snapToGrid w:val="0"/>
+              <w:ind w:firstLine="0"/>
+            </w:pPr>
+            <w:r>
+              <w:t>2.8. Подготовка текста ВКР и сопроводительных документов к проверке на объем заимствований</w:t>
+            </w:r>
+          </w:p>
+        </w:tc>
+      </w:tr>
+      <w:tr>
+        <w:trPr>
+          <w:trHeight w:val="835"/>
+          <w:jc w:val="center"/>
+        </w:trPr>
+        <w:tc>
+          <w:tcPr>
+            <w:tcW w:w="4460" w:type="dxa"/>
+            <w:tcBorders>
+              <w:top w:val="single" w:sz="4" w:space="0" w:color="000000"/>
+              <w:left w:val="single" w:sz="4" w:space="0" w:color="000000"/>
+            </w:tcBorders>
+          </w:tcPr>
+          <w:p>
+            <w:pPr>
+              <w:snapToGrid w:val="0"/>
+              <w:ind w:firstLine="0"/>
+            </w:pPr>
+            <w:r>
+              <w:t>2.9. Подготовка электронной версии ВКР для размещения в ЭИОС РГУ имени С.А. Есенина</w:t>
+            </w:r>
+          </w:p>
+        </w:tc>
+      </w:tr>
+      <w:tr>
+        <w:trPr>
+          <w:trHeight w:val="835"/>
+          <w:jc w:val="center"/>
+        </w:trPr>
+        <w:tc>
+          <w:tcPr>
+            <w:tcW w:w="4460" w:type="dxa"/>
+            <w:tcBorders>
+              <w:top w:val="single" w:sz="4" w:space="0" w:color="000000"/>
+              <w:left w:val="single" w:sz="4" w:space="0" w:color="000000"/>
+            </w:tcBorders>
+          </w:tcPr>
+          <w:p>
+            <w:pPr>
+              <w:snapToGrid w:val="0"/>
+              <w:ind w:firstLine="0"/>
+            </w:pPr>
+            <w:r>
+              <w:t>2.10. Подготовка документов к защите ВКР</w:t>
+            </w:r>
+          </w:p>
+        </w:tc>
+      </w:tr>
+    </w:tbl>
     <w:p>
       <w:pPr>
         <w:pStyle w:val="a3"/>
+        <w:keepNext/>
         <w:spacing w:after="0" w:line="240" w:lineRule="auto"/>
         <w:ind w:right="-2" w:firstLine="0"/>
         <w:jc w:val="center"/>
@@ -5049,7 +4703,7 @@
           <w:szCs w:val="28"/>
           <w:lang w:eastAsia="zh-CN"/>
         </w:rPr>
-        <w:t>2. Перечислить источники сбора статистических данных для исследования.</w:t>
+        <w:t>2. Укажите происхождение исходных данных или математических условий задачи; объясните их пригодность для проверки результата ВКР.</w:t>
       </w:r>
     </w:p>
     <w:p>
@@ -5097,27 +4751,7 @@
           <w:szCs w:val="28"/>
           <w:lang w:eastAsia="zh-CN"/>
         </w:rPr>
-        <w:t xml:space="preserve">4. Обосновать выбор математической модели </w:t>
-      </w:r>
-      <w:proofErr w:type="gramStart"/>
-      <w:r>
-        <w:rPr>
-          <w:kern w:val="2"/>
-          <w:sz w:val="28"/>
-          <w:szCs w:val="28"/>
-          <w:lang w:eastAsia="zh-CN"/>
-        </w:rPr>
-        <w:t>для исследовании</w:t>
-      </w:r>
-      <w:proofErr w:type="gramEnd"/>
-      <w:r>
-        <w:rPr>
-          <w:kern w:val="2"/>
-          <w:sz w:val="28"/>
-          <w:szCs w:val="28"/>
-          <w:lang w:eastAsia="zh-CN"/>
-        </w:rPr>
-        <w:t xml:space="preserve"> данного явления или процесса.</w:t>
+        <w:t>4. Обосновать выбор математической модели для исследования данного явления или процесса.</w:t>
       </w:r>
     </w:p>
     <w:p>
@@ -5233,7 +4867,7 @@
           <w:szCs w:val="28"/>
           <w:lang w:eastAsia="zh-CN"/>
         </w:rPr>
-        <w:t>8. Пояснить результаты прогноза, сделанного по модели.</w:t>
+        <w:t>8. Объясните результаты и ограничения вычислительного эксперимента; при наличии прогноза укажите способ проверки его качества.</w:t>
       </w:r>
     </w:p>
     <w:p>
@@ -5305,7 +4939,7 @@
           <w:szCs w:val="28"/>
           <w:lang w:eastAsia="zh-CN"/>
         </w:rPr>
-        <w:t>11. Обосновать выбор эндогенных факторов модели.</w:t>
+        <w:t>11. Обоснуйте выбор переменных, параметров, входов и выходов математической модели.</w:t>
       </w:r>
     </w:p>
     <w:p>
@@ -5329,7 +4963,7 @@
           <w:szCs w:val="28"/>
           <w:lang w:eastAsia="zh-CN"/>
         </w:rPr>
-        <w:t>12. Интерпретировать результат каждого этапа исследования с точки зрения социально-экономических приложений.</w:t>
+        <w:t>12. Интерпретируйте результат каждого этапа исследования применительно к предметной области ВКР; укажите границы применимости.</w:t>
       </w:r>
     </w:p>
     <w:p>
@@ -5450,6 +5084,7 @@
     </w:p>
     <w:p>
       <w:pPr>
+        <w:keepNext/>
         <w:tabs>
           <w:tab w:val="left" w:pos="0"/>
           <w:tab w:val="left" w:pos="709"/>
@@ -5498,37 +5133,6 @@
     </w:p>
     <w:p>
       <w:pPr>
-        <w:tabs>
-          <w:tab w:val="left" w:pos="0"/>
-          <w:tab w:val="left" w:pos="709"/>
-        </w:tabs>
-        <w:suppressAutoHyphens/>
-        <w:autoSpaceDN/>
-        <w:adjustRightInd/>
-        <w:spacing w:line="240" w:lineRule="auto"/>
-        <w:ind w:right="282" w:firstLine="0"/>
-        <w:jc w:val="center"/>
-        <w:rPr>
-          <w:i/>
-          <w:kern w:val="2"/>
-          <w:sz w:val="28"/>
-          <w:szCs w:val="28"/>
-          <w:u w:val="single"/>
-          <w:lang w:eastAsia="zh-CN"/>
-        </w:rPr>
-      </w:pPr>
-      <w:r>
-        <w:rPr>
-          <w:i/>
-          <w:kern w:val="2"/>
-          <w:sz w:val="28"/>
-          <w:szCs w:val="28"/>
-        </w:rPr>
-        <w:t>(содержание отчета должно полностью соответствовать программе практики и индивидуальному заданию обучающегося)</w:t>
-      </w:r>
-    </w:p>
-    <w:p>
-      <w:pPr>
         <w:suppressAutoHyphens/>
         <w:autoSpaceDN/>
         <w:adjustRightInd/>
@@ -5550,16 +5154,7 @@
           <w:szCs w:val="28"/>
           <w:lang w:eastAsia="zh-CN"/>
         </w:rPr>
-        <w:t>Отчет о прохождении практики</w:t>
-      </w:r>
-      <w:r>
-        <w:rPr>
-          <w:kern w:val="2"/>
-          <w:sz w:val="28"/>
-          <w:szCs w:val="28"/>
-          <w:lang w:eastAsia="zh-CN"/>
-        </w:rPr>
-        <w:t xml:space="preserve"> должен содержать краткое описание проделанной работы в соответствии с индивидуальным рабочим планом и индивидуальным заданием. Также в тексте отчёта приводятся актуальность темы ВКР, структура и содержание работы из введения ВКР, выводы по главам, заключение, апробация. Текст отчёта должен быть структурирован по пунктам, соответствующим пунктам индивидуального задания. </w:t>
+        <w:t>Обучающийся представляет индивидуальное задание (приложение 1.1 к программе практики), отчёт (титульный лист — приложение 1.2; рекомендации — приложение 1.3), отзыв научного руководителя о прохождении практики (приложение 1.4) и предусмотренный программой пакет документов к защите ВКР.</w:t>
       </w:r>
     </w:p>
     <w:p>
@@ -5585,16 +5180,7 @@
           <w:szCs w:val="28"/>
           <w:lang w:eastAsia="zh-CN"/>
         </w:rPr>
-        <w:t>Отзыв научного руководителя о прохождении преддипломной практики</w:t>
-      </w:r>
-      <w:r>
-        <w:rPr>
-          <w:kern w:val="2"/>
-          <w:sz w:val="28"/>
-          <w:szCs w:val="28"/>
-          <w:lang w:eastAsia="zh-CN"/>
-        </w:rPr>
-        <w:t xml:space="preserve"> должен содержать информацию о качестве оформления ВКР, о качестве презентации и доклада на предзащите, о готовности пакета документов к защите ВКР, о степени готовности студента к защите.</w:t>
+        <w:t>Отчет о прохождении практики должен содержать краткое описание проделанной работы в соответствии с индивидуальным рабочим планом и индивидуальным заданием. Также в тексте отчета приводятся актуальность темы ВКР, структура и содержание работы из введения ВКР, выводы по главам, заключение, апробация. Текст отчета должен быть структурирован по пунктам, соответствующим пунктам индивидуального задания. Образец оформления титульного листа отчета представлен в Приложении 1.2. Методические указания к составлению отчета содержатся в Приложении 1.3.</w:t>
       </w:r>
     </w:p>
     <w:p>
@@ -5612,6 +5198,16 @@
           <w:lang w:eastAsia="zh-CN"/>
         </w:rPr>
       </w:pPr>
+      <w:r>
+        <w:rPr>
+          <w:b/>
+          <w:kern w:val="2"/>
+          <w:sz w:val="28"/>
+          <w:szCs w:val="28"/>
+          <w:lang w:eastAsia="zh-CN"/>
+        </w:rPr>
+        <w:t>Отзыв научного руководителя о прохождении преддипломной практики должен содержать информацию о качестве оформления ВКР, о качестве презентации и доклада на предзащите, о готовности пакета документов к защите ВКР, о степени готовности студента к защите (см. Приложение 1.4).</w:t>
+      </w:r>
     </w:p>
     <w:p>
       <w:pPr>
@@ -5630,12 +5226,13 @@
       </w:pPr>
       <w:r>
         <w:rPr>
+          <w:b/>
           <w:kern w:val="2"/>
           <w:sz w:val="28"/>
           <w:szCs w:val="28"/>
           <w:lang w:eastAsia="zh-CN"/>
         </w:rPr>
-        <w:t xml:space="preserve">Дополнительно к отчёту может быть представлен список публикаций по стандартной форме. В случае наличия наград и сертификатов обязательно предоставление их электронных копий. </w:t>
+        <w:t>Дополнительно могут быть представлены список публикаций по форме приложения 1.5 к программе практики, копии дипломов и сертификатов, заявка или акт внедрения. Эти материалы представляются при наличии и не являются обязательным условием зачёта.</w:t>
       </w:r>
     </w:p>
     <w:p>
@@ -5645,6 +5242,7 @@
         <w:adjustRightInd/>
         <w:spacing w:line="240" w:lineRule="auto"/>
         <w:ind w:right="-2" w:firstLine="0"/>
+        <w:jc w:val="both"/>
         <w:rPr>
           <w:kern w:val="2"/>
           <w:sz w:val="28"/>
@@ -5652,6 +5250,16 @@
           <w:lang w:eastAsia="zh-CN"/>
         </w:rPr>
       </w:pPr>
+      <w:r>
+        <w:rPr>
+          <w:b/>
+          <w:kern w:val="2"/>
+          <w:sz w:val="28"/>
+          <w:szCs w:val="28"/>
+          <w:lang w:eastAsia="zh-CN"/>
+        </w:rPr>
+        <w:t>На предзащите обучающийся представляет доклад и презентацию, объясняет математическую постановку, использованные методы, проверку результатов и собственный вклад. Отзыв составляет руководитель; обучающийся готовит для него материалы о результатах своей работы.</w:t>
+      </w:r>
     </w:p>
     <w:p>
       <w:pPr>
@@ -5660,6 +5268,7 @@
         <w:adjustRightInd/>
         <w:spacing w:line="240" w:lineRule="auto"/>
         <w:ind w:right="-2" w:firstLine="0"/>
+        <w:jc w:val="both"/>
         <w:rPr>
           <w:kern w:val="2"/>
           <w:sz w:val="28"/>
@@ -5667,6 +5276,16 @@
           <w:lang w:eastAsia="zh-CN"/>
         </w:rPr>
       </w:pPr>
+      <w:r>
+        <w:rPr>
+          <w:b/>
+          <w:kern w:val="2"/>
+          <w:sz w:val="28"/>
+          <w:szCs w:val="28"/>
+          <w:lang w:eastAsia="zh-CN"/>
+        </w:rPr>
+        <w:t>Содержание отчёта, выступления и сопровождающих материалов должно соответствовать программе практики и индивидуальному заданию.</w:t>
+      </w:r>
     </w:p>
     <w:p>
       <w:pPr>
@@ -5675,6 +5294,15 @@
         <w:adjustRightInd/>
         <w:spacing w:line="240" w:lineRule="auto"/>
         <w:ind w:right="-2" w:firstLine="0"/>
+        <w:jc w:val="both"/>
+        <w:rPr>
+          <w:kern w:val="2"/>
+          <w:sz w:val="28"/>
+          <w:szCs w:val="28"/>
+          <w:lang w:eastAsia="zh-CN"/>
+        </w:rPr>
+      </w:pPr>
+      <w:r>
         <w:rPr>
           <w:b/>
           <w:kern w:val="2"/>
@@ -5682,215 +5310,7 @@
           <w:szCs w:val="28"/>
           <w:lang w:eastAsia="zh-CN"/>
         </w:rPr>
-      </w:pPr>
-      <w:r>
-        <w:rPr>
-          <w:b/>
-          <w:kern w:val="2"/>
-          <w:sz w:val="28"/>
-          <w:szCs w:val="28"/>
-          <w:lang w:eastAsia="zh-CN"/>
-        </w:rPr>
-        <w:t>Перечень прочих оценочных средств:</w:t>
       </w:r>
-    </w:p>
-    <w:p>
-      <w:pPr>
-        <w:numPr>
-          <w:ilvl w:val="0"/>
-          <w:numId w:val="7"/>
-        </w:numPr>
-        <w:suppressAutoHyphens/>
-        <w:autoSpaceDN/>
-        <w:adjustRightInd/>
-        <w:spacing w:line="240" w:lineRule="auto"/>
-        <w:ind w:right="-2"/>
-        <w:rPr>
-          <w:kern w:val="2"/>
-          <w:sz w:val="28"/>
-          <w:szCs w:val="28"/>
-          <w:lang w:eastAsia="zh-CN"/>
-        </w:rPr>
-      </w:pPr>
-      <w:r>
-        <w:rPr>
-          <w:kern w:val="2"/>
-          <w:sz w:val="28"/>
-          <w:szCs w:val="28"/>
-          <w:lang w:eastAsia="zh-CN"/>
-        </w:rPr>
-        <w:t xml:space="preserve">Собеседование с научным руководителем выпускной квалификационной работы и руководителем практики на всех этапах </w:t>
-      </w:r>
-    </w:p>
-    <w:p>
-      <w:pPr>
-        <w:numPr>
-          <w:ilvl w:val="0"/>
-          <w:numId w:val="7"/>
-        </w:numPr>
-        <w:suppressAutoHyphens/>
-        <w:autoSpaceDN/>
-        <w:adjustRightInd/>
-        <w:spacing w:line="240" w:lineRule="auto"/>
-        <w:ind w:right="-2"/>
-        <w:rPr>
-          <w:kern w:val="2"/>
-          <w:sz w:val="28"/>
-          <w:szCs w:val="28"/>
-          <w:lang w:eastAsia="zh-CN"/>
-        </w:rPr>
-      </w:pPr>
-      <w:r>
-        <w:rPr>
-          <w:kern w:val="2"/>
-          <w:sz w:val="28"/>
-          <w:szCs w:val="28"/>
-          <w:lang w:eastAsia="zh-CN"/>
-        </w:rPr>
-        <w:t>Проверка выполнения индивидуального плана практики научным руководителем</w:t>
-      </w:r>
-    </w:p>
-    <w:p>
-      <w:pPr>
-        <w:numPr>
-          <w:ilvl w:val="0"/>
-          <w:numId w:val="7"/>
-        </w:numPr>
-        <w:suppressAutoHyphens/>
-        <w:autoSpaceDN/>
-        <w:adjustRightInd/>
-        <w:spacing w:line="240" w:lineRule="auto"/>
-        <w:ind w:right="-2"/>
-        <w:rPr>
-          <w:kern w:val="2"/>
-          <w:sz w:val="28"/>
-          <w:szCs w:val="28"/>
-          <w:lang w:eastAsia="zh-CN"/>
-        </w:rPr>
-      </w:pPr>
-      <w:r>
-        <w:rPr>
-          <w:kern w:val="2"/>
-          <w:sz w:val="28"/>
-          <w:szCs w:val="28"/>
-          <w:lang w:eastAsia="zh-CN"/>
-        </w:rPr>
-        <w:t>Выступления с докладом на предзащите ВКР</w:t>
-      </w:r>
-    </w:p>
-    <w:p>
-      <w:pPr>
-        <w:numPr>
-          <w:ilvl w:val="0"/>
-          <w:numId w:val="7"/>
-        </w:numPr>
-        <w:suppressAutoHyphens/>
-        <w:autoSpaceDN/>
-        <w:adjustRightInd/>
-        <w:spacing w:line="240" w:lineRule="auto"/>
-        <w:ind w:right="-2"/>
-        <w:rPr>
-          <w:kern w:val="2"/>
-          <w:sz w:val="28"/>
-          <w:szCs w:val="28"/>
-          <w:lang w:eastAsia="zh-CN"/>
-        </w:rPr>
-      </w:pPr>
-      <w:r>
-        <w:rPr>
-          <w:kern w:val="2"/>
-          <w:sz w:val="28"/>
-          <w:szCs w:val="28"/>
-          <w:lang w:eastAsia="zh-CN"/>
-        </w:rPr>
-        <w:t>Отзыв научного руководителя на ВКР, рецензия внешнего рецензента на ВКР.</w:t>
-      </w:r>
-    </w:p>
-    <w:p>
-      <w:pPr>
-        <w:numPr>
-          <w:ilvl w:val="0"/>
-          <w:numId w:val="7"/>
-        </w:numPr>
-        <w:suppressAutoHyphens/>
-        <w:autoSpaceDN/>
-        <w:adjustRightInd/>
-        <w:spacing w:line="240" w:lineRule="auto"/>
-        <w:ind w:right="-2"/>
-        <w:rPr>
-          <w:kern w:val="2"/>
-          <w:sz w:val="28"/>
-          <w:szCs w:val="28"/>
-          <w:lang w:eastAsia="zh-CN"/>
-        </w:rPr>
-      </w:pPr>
-      <w:r>
-        <w:rPr>
-          <w:kern w:val="2"/>
-          <w:sz w:val="28"/>
-          <w:szCs w:val="28"/>
-          <w:lang w:eastAsia="zh-CN"/>
-        </w:rPr>
-        <w:t>Заявка на выполнение ВКР, заявка на внедрение результатов ВКР или акт внедрения от предприятия (организации) работодателя.</w:t>
-      </w:r>
-    </w:p>
-    <w:p>
-      <w:pPr>
-        <w:numPr>
-          <w:ilvl w:val="0"/>
-          <w:numId w:val="7"/>
-        </w:numPr>
-        <w:suppressAutoHyphens/>
-        <w:autoSpaceDN/>
-        <w:adjustRightInd/>
-        <w:spacing w:line="240" w:lineRule="auto"/>
-        <w:ind w:right="-2"/>
-        <w:rPr>
-          <w:kern w:val="2"/>
-          <w:sz w:val="28"/>
-          <w:szCs w:val="28"/>
-          <w:lang w:eastAsia="zh-CN"/>
-        </w:rPr>
-      </w:pPr>
-      <w:r>
-        <w:rPr>
-          <w:kern w:val="2"/>
-          <w:sz w:val="28"/>
-          <w:szCs w:val="28"/>
-          <w:lang w:eastAsia="zh-CN"/>
-        </w:rPr>
-        <w:t>Справка о проверке на объём заимствований.</w:t>
-      </w:r>
-    </w:p>
-    <w:p>
-      <w:pPr>
-        <w:suppressAutoHyphens/>
-        <w:autoSpaceDN/>
-        <w:adjustRightInd/>
-        <w:spacing w:line="240" w:lineRule="auto"/>
-        <w:ind w:right="-2" w:firstLine="0"/>
-        <w:rPr>
-          <w:kern w:val="2"/>
-          <w:sz w:val="28"/>
-          <w:szCs w:val="28"/>
-          <w:lang w:eastAsia="zh-CN"/>
-        </w:rPr>
-      </w:pPr>
-    </w:p>
-    <w:p>
-      <w:pPr>
-        <w:suppressAutoHyphens/>
-        <w:autoSpaceDN/>
-        <w:adjustRightInd/>
-        <w:spacing w:line="240" w:lineRule="auto"/>
-        <w:ind w:right="-2" w:firstLine="0"/>
-        <w:rPr>
-          <w:kern w:val="2"/>
-          <w:sz w:val="28"/>
-          <w:szCs w:val="28"/>
-          <w:lang w:eastAsia="zh-CN"/>
-        </w:rPr>
-      </w:pPr>
     </w:p>
     <w:p>
       <w:pPr>
@@ -5906,6 +5326,10 @@
           <w:szCs w:val="24"/>
           <w:lang w:eastAsia="zh-CN"/>
         </w:rPr>
+        <w:keepNext/>
+        <w:numPr>
+          <w:numId w:val="0"/>
+        </w:numPr>
       </w:pPr>
       <w:r>
         <w:rPr>
@@ -5938,7 +5362,7 @@
           <w:szCs w:val="28"/>
           <w:lang w:eastAsia="en-US"/>
         </w:rPr>
-        <w:t xml:space="preserve">Результаты выполнения обучающимся заданий на практике оцениваются по шкале «зачтено» – «не зачтено», </w:t>
+        <w:t>Результаты прохождения преддипломной практики в 10 семестре оцениваются на зачёте по шкале «зачтено» — «не зачтено».</w:t>
       </w:r>
     </w:p>
     <w:tbl>
